--- a/Docs/CombatDesign/CharacterDesings/Enemy/Archive/WX_첫_보스_기획서.docx
+++ b/Docs/CombatDesign/CharacterDesings/Enemy/Archive/WX_첫_보스_기획서.docx
@@ -10,6 +10,16 @@
           <w:lang w:eastAsia="ko-KR"/>
         </w:rPr>
       </w:pPr>
+      <w:r>
+        <w:rPr>
+          <w:rFonts w:eastAsia="맑은 고딕" w:hint="eastAsia"/>
+          <w:b/>
+          <w:color w:val="1F4E79"/>
+          <w:sz w:val="48"/>
+          <w:lang w:eastAsia="ko-KR"/>
+        </w:rPr>
+        <w:t xml:space="preserve"> </w:t>
+      </w:r>
       <w:r>
         <w:rPr>
           <w:b/>
@@ -8350,15 +8360,7 @@
                   <w:rFonts w:eastAsia="맑은 고딕"/>
                   <w:lang w:eastAsia="ko-KR"/>
                 </w:rPr>
-                <w:t>링</w:t>
-              </w:r>
-              <w:r>
-                <w:rPr>
-                  <w:rStyle w:val="aff1"/>
-                  <w:rFonts w:eastAsia="맑은 고딕"/>
-                  <w:lang w:eastAsia="ko-KR"/>
-                </w:rPr>
-                <w:t>크</w:t>
+                <w:t>링크</w:t>
               </w:r>
             </w:hyperlink>
           </w:p>
@@ -10221,26 +10223,16 @@
                 <w:lang w:eastAsia="ko-KR"/>
               </w:rPr>
             </w:pPr>
-            <w:r>
-              <w:fldChar w:fldCharType="begin"/>
-            </w:r>
-            <w:r>
-              <w:instrText>HYPERLINK "https://youtu.be/X7lkKdALvCc?si=L9ZYbigVPneAytzn&amp;t=455"</w:instrText>
-            </w:r>
-            <w:r>
-              <w:fldChar w:fldCharType="separate"/>
-            </w:r>
-            <w:r>
-              <w:rPr>
-                <w:rStyle w:val="aff1"/>
-                <w:rFonts w:ascii="맑은 고딕" w:eastAsia="맑은 고딕" w:hAnsi="맑은 고딕" w:cs="맑은 고딕"/>
-                <w:lang w:eastAsia="ko-KR"/>
-              </w:rPr>
-              <w:t>링크</w:t>
-            </w:r>
-            <w:r>
-              <w:fldChar w:fldCharType="end"/>
-            </w:r>
+            <w:hyperlink r:id="rId17" w:history="1">
+              <w:r>
+                <w:rPr>
+                  <w:rStyle w:val="aff1"/>
+                  <w:rFonts w:ascii="맑은 고딕" w:eastAsia="맑은 고딕" w:hAnsi="맑은 고딕" w:cs="맑은 고딕"/>
+                  <w:lang w:eastAsia="ko-KR"/>
+                </w:rPr>
+                <w:t>링크</w:t>
+              </w:r>
+            </w:hyperlink>
           </w:p>
         </w:tc>
       </w:tr>
@@ -10967,7 +10959,7 @@
             <w:vAlign w:val="center"/>
           </w:tcPr>
           <w:p>
-            <w:hyperlink r:id="rId17" w:history="1">
+            <w:hyperlink r:id="rId18" w:history="1">
               <w:r>
                 <w:rPr>
                   <w:rStyle w:val="aff1"/>
@@ -10975,16 +10967,7 @@
                   <w:sz w:val="18"/>
                   <w:lang w:eastAsia="ko-KR"/>
                 </w:rPr>
-                <w:t>링</w:t>
-              </w:r>
-              <w:r>
-                <w:rPr>
-                  <w:rStyle w:val="aff1"/>
-                  <w:rFonts w:ascii="맑은 고딕" w:eastAsia="맑은 고딕" w:hAnsi="맑은 고딕" w:cs="맑은 고딕"/>
-                  <w:sz w:val="18"/>
-                  <w:lang w:eastAsia="ko-KR"/>
-                </w:rPr>
-                <w:t>크</w:t>
+                <w:t>링크</w:t>
               </w:r>
             </w:hyperlink>
           </w:p>
@@ -11910,22 +11893,14 @@
                 <w:lang w:eastAsia="ko-KR"/>
               </w:rPr>
             </w:pPr>
-            <w:hyperlink r:id="rId18" w:history="1">
+            <w:hyperlink r:id="rId19" w:history="1">
               <w:r>
                 <w:rPr>
                   <w:rStyle w:val="aff1"/>
                   <w:rFonts w:ascii="맑은 고딕" w:eastAsia="맑은 고딕" w:hAnsi="맑은 고딕" w:cs="맑은 고딕"/>
                   <w:lang w:eastAsia="ko-KR"/>
                 </w:rPr>
-                <w:t>링</w:t>
-              </w:r>
-              <w:r>
-                <w:rPr>
-                  <w:rStyle w:val="aff1"/>
-                  <w:rFonts w:ascii="맑은 고딕" w:eastAsia="맑은 고딕" w:hAnsi="맑은 고딕" w:cs="맑은 고딕"/>
-                  <w:lang w:eastAsia="ko-KR"/>
-                </w:rPr>
-                <w:t>크</w:t>
+                <w:t>링크</w:t>
               </w:r>
             </w:hyperlink>
           </w:p>
@@ -12743,22 +12718,14 @@
                 <w:lang w:eastAsia="ko-KR"/>
               </w:rPr>
             </w:pPr>
-            <w:hyperlink r:id="rId19" w:history="1">
+            <w:hyperlink r:id="rId20" w:history="1">
               <w:r>
                 <w:rPr>
                   <w:rStyle w:val="aff1"/>
                   <w:rFonts w:ascii="맑은 고딕" w:eastAsia="맑은 고딕" w:hAnsi="맑은 고딕" w:cs="맑은 고딕"/>
                   <w:lang w:eastAsia="ko-KR"/>
                 </w:rPr>
-                <w:t>링</w:t>
-              </w:r>
-              <w:r>
-                <w:rPr>
-                  <w:rStyle w:val="aff1"/>
-                  <w:rFonts w:ascii="맑은 고딕" w:eastAsia="맑은 고딕" w:hAnsi="맑은 고딕" w:cs="맑은 고딕"/>
-                  <w:lang w:eastAsia="ko-KR"/>
-                </w:rPr>
-                <w:t>크</w:t>
+                <w:t>링크</w:t>
               </w:r>
             </w:hyperlink>
           </w:p>
@@ -13406,7 +13373,7 @@
             <w:vAlign w:val="center"/>
           </w:tcPr>
           <w:p>
-            <w:hyperlink r:id="rId20" w:history="1">
+            <w:hyperlink r:id="rId21" w:history="1">
               <w:r>
                 <w:rPr>
                   <w:rStyle w:val="aff1"/>
@@ -13414,16 +13381,7 @@
                   <w:sz w:val="18"/>
                   <w:lang w:eastAsia="ko-KR"/>
                 </w:rPr>
-                <w:t>링</w:t>
-              </w:r>
-              <w:r>
-                <w:rPr>
-                  <w:rStyle w:val="aff1"/>
-                  <w:rFonts w:ascii="맑은 고딕" w:eastAsia="맑은 고딕" w:hAnsi="맑은 고딕" w:cs="맑은 고딕"/>
-                  <w:sz w:val="18"/>
-                  <w:lang w:eastAsia="ko-KR"/>
-                </w:rPr>
-                <w:t>크</w:t>
+                <w:t>링크</w:t>
               </w:r>
             </w:hyperlink>
           </w:p>
@@ -14137,7 +14095,7 @@
                 <w:lang w:eastAsia="ko-KR"/>
               </w:rPr>
             </w:pPr>
-            <w:hyperlink r:id="rId21" w:history="1">
+            <w:hyperlink r:id="rId22" w:history="1">
               <w:r>
                 <w:rPr>
                   <w:rStyle w:val="aff1"/>
@@ -15698,8 +15656,8 @@
       </w:pPr>
     </w:p>
     <w:sectPr>
-      <w:headerReference w:type="default" r:id="rId22"/>
-      <w:footerReference w:type="default" r:id="rId23"/>
+      <w:headerReference w:type="default" r:id="rId23"/>
+      <w:footerReference w:type="default" r:id="rId24"/>
       <w:pgSz w:w="11906" w:h="16838"/>
       <w:pgMar w:top="964" w:right="964" w:bottom="850" w:left="964" w:header="720" w:footer="720" w:gutter="0"/>
       <w:cols w:space="720"/>
